--- a/documents/report_draft.docx
+++ b/documents/report_draft.docx
@@ -3076,7 +3076,10 @@
       </w:r>
       <w:r>
         <w:rPr>
-          <w:rFonts w:ascii="Times New Roman" w:hAnsi="Times New Roman" w:cs="Times New Roman"/>
+          <w:rStyle w:val="707"/>
+          <w:rFonts w:ascii="Times New Roman" w:hAnsi="Times New Roman" w:eastAsia="Times New Roman" w:cs="Times New Roman"/>
+          <w:highlight w:val="none"/>
+          <w:lang w:val="sk-SK"/>
         </w:rPr>
       </w:r>
     </w:p>
@@ -3086,22 +3089,72 @@
         <w:spacing/>
         <w:ind/>
         <w:rPr>
-          <w:rFonts w:ascii="Times New Roman" w:hAnsi="Times New Roman" w:cs="Times New Roman"/>
-        </w:rPr>
-      </w:pPr>
-      <w:r>
-        <w:rPr>
-          <w:rFonts w:ascii="Times New Roman" w:hAnsi="Times New Roman" w:cs="Times New Roman"/>
-        </w:rPr>
-      </w:r>
-      <w:r>
-        <w:rPr>
-          <w:rFonts w:ascii="Times New Roman" w:hAnsi="Times New Roman" w:cs="Times New Roman"/>
-        </w:rPr>
-      </w:r>
-      <w:r>
-        <w:rPr>
-          <w:rFonts w:ascii="Times New Roman" w:hAnsi="Times New Roman" w:cs="Times New Roman"/>
+          <w:rStyle w:val="707"/>
+          <w:rFonts w:ascii="Times New Roman" w:hAnsi="Times New Roman" w:eastAsia="Times New Roman" w:cs="Times New Roman"/>
+          <w:bCs w:val="0"/>
+          <w:i w:val="0"/>
+          <w:highlight w:val="none"/>
+          <w:lang w:val="sk-SK" w:bidi="sk-SK"/>
+        </w:rPr>
+      </w:pPr>
+      <w:r>
+        <w:rPr>
+          <w:rStyle w:val="707"/>
+          <w:rFonts w:ascii="Times New Roman" w:hAnsi="Times New Roman" w:eastAsia="Times New Roman" w:cs="Times New Roman"/>
+          <w:highlight w:val="none"/>
+          <w:lang w:val="sk-SK" w:bidi="sk-SK"/>
+        </w:rPr>
+      </w:r>
+      <w:r>
+        <w:rPr>
+          <w:rStyle w:val="707"/>
+          <w:rFonts w:ascii="Times New Roman" w:hAnsi="Times New Roman" w:eastAsia="Times New Roman" w:cs="Times New Roman"/>
+          <w:highlight w:val="none"/>
+          <w:lang w:val="sk-SK" w:bidi="sk-SK"/>
+        </w:rPr>
+        <w:t xml:space="preserve">The raw </w:t>
+      </w:r>
+      <w:r>
+        <w:rPr>
+          <w:rStyle w:val="707"/>
+          <w:rFonts w:ascii="Times New Roman" w:hAnsi="Times New Roman" w:eastAsia="Times New Roman" w:cs="Times New Roman"/>
+          <w:i/>
+          <w:iCs/>
+          <w:highlight w:val="none"/>
+          <w:lang w:val="sk-SK" w:bidi="sk-SK"/>
+        </w:rPr>
+        <w:t xml:space="preserve">location_data</w:t>
+      </w:r>
+      <w:r>
+        <w:rPr>
+          <w:rStyle w:val="707"/>
+          <w:rFonts w:ascii="Times New Roman" w:hAnsi="Times New Roman" w:eastAsia="Times New Roman" w:cs="Times New Roman"/>
+          <w:i w:val="0"/>
+          <w:iCs w:val="0"/>
+          <w:highlight w:val="none"/>
+          <w:lang w:val="sk-SK" w:bidi="sk-SK"/>
+        </w:rPr>
+        <w:t xml:space="preserve"> is filtered sequentially for each tag separately. </w:t>
+      </w:r>
+      <w:r>
+        <w:rPr>
+          <w:rStyle w:val="707"/>
+          <w:rFonts w:ascii="Times New Roman" w:hAnsi="Times New Roman" w:eastAsia="Times New Roman" w:cs="Times New Roman"/>
+          <w:i w:val="0"/>
+          <w:iCs w:val="0"/>
+          <w:highlight w:val="none"/>
+          <w:lang w:val="sk-SK" w:bidi="sk-SK"/>
+        </w:rPr>
+        <w:t xml:space="preserve">Data is sorted by time ascending The processing is done batch by batch, a batch being a group of pings from a single bluetooth advertising. There can be at most one true point in a batch. </w:t>
+      </w:r>
+      <w:r>
+        <w:rPr>
+          <w:rStyle w:val="707"/>
+          <w:rFonts w:ascii="Times New Roman" w:hAnsi="Times New Roman" w:eastAsia="Times New Roman" w:cs="Times New Roman"/>
+          <w:bCs w:val="0"/>
+          <w:i w:val="0"/>
+          <w:highlight w:val="none"/>
+          <w:lang w:val="sk-SK" w:bidi="sk-SK"/>
         </w:rPr>
       </w:r>
     </w:p>
@@ -3109,6 +3162,507 @@
       <w:pPr>
         <w:pBdr/>
         <w:spacing/>
+        <w:ind w:firstLine="0"/>
+        <w:rPr>
+          <w:rStyle w:val="707"/>
+          <w:rFonts w:ascii="Cambria Math" w:hAnsi="Cambria Math" w:eastAsia="Cambria Math" w:cs="Cambria Math"/>
+          <w:highlight w:val="none"/>
+          <w:lang w:val="sk-SK" w:bidi="sk-SK"/>
+        </w:rPr>
+      </w:pPr>
+      <w:r>
+        <w:rPr>
+          <w:rStyle w:val="707"/>
+          <w:rFonts w:ascii="Times New Roman" w:hAnsi="Times New Roman" w:eastAsia="Times New Roman" w:cs="Times New Roman"/>
+          <w:i w:val="0"/>
+          <w:iCs w:val="0"/>
+          <w:highlight w:val="none"/>
+          <w:lang w:val="sk-SK" w:bidi="sk-SK"/>
+        </w:rPr>
+        <w:t xml:space="preserve">The algorithm works by </w:t>
+      </w:r>
+      <w:r>
+        <w:rPr>
+          <w:rStyle w:val="707"/>
+          <w:rFonts w:ascii="Times New Roman" w:hAnsi="Times New Roman" w:eastAsia="Times New Roman" w:cs="Times New Roman"/>
+          <w:i w:val="0"/>
+          <w:iCs w:val="0"/>
+          <w:highlight w:val="none"/>
+          <w:lang w:val="sk-SK" w:bidi="sk-SK"/>
+        </w:rPr>
+        <w:t xml:space="preserve">comparing the current batch with the previous true location point, also called </w:t>
+      </w:r>
+      <w:r>
+        <w:rPr>
+          <w:rStyle w:val="707"/>
+          <w:rFonts w:ascii="Times New Roman" w:hAnsi="Times New Roman" w:eastAsia="Times New Roman" w:cs="Times New Roman"/>
+          <w:i/>
+          <w:iCs/>
+          <w:highlight w:val="none"/>
+          <w:lang w:val="sk-SK" w:bidi="sk-SK"/>
+        </w:rPr>
+        <w:t xml:space="preserve">anchor</w:t>
+      </w:r>
+      <w:r>
+        <w:rPr>
+          <w:rStyle w:val="707"/>
+          <w:rFonts w:ascii="Times New Roman" w:hAnsi="Times New Roman" w:eastAsia="Times New Roman" w:cs="Times New Roman"/>
+          <w:i w:val="0"/>
+          <w:iCs w:val="0"/>
+          <w:highlight w:val="none"/>
+          <w:lang w:val="sk-SK" w:bidi="sk-SK"/>
+        </w:rPr>
+        <w:t xml:space="preserve">. If the time difference between the anchor and the current group is larger than 30 minutes or there is no anchor, a new anchor is selected. This is done by choosing the ping with the highest </w:t>
+      </w:r>
+      <w:r>
+        <w:rPr>
+          <w:rStyle w:val="707"/>
+          <w:rFonts w:ascii="Times New Roman" w:hAnsi="Times New Roman" w:eastAsia="Times New Roman" w:cs="Times New Roman"/>
+          <w:i/>
+          <w:iCs/>
+          <w:highlight w:val="none"/>
+          <w:lang w:val="sk-SK" w:bidi="sk-SK"/>
+        </w:rPr>
+        <w:t xml:space="preserve">score </w:t>
+      </w:r>
+      <w:r>
+        <w:rPr>
+          <w:rStyle w:val="707"/>
+          <w:rFonts w:ascii="Times New Roman" w:hAnsi="Times New Roman" w:eastAsia="Times New Roman" w:cs="Times New Roman"/>
+          <w:i w:val="0"/>
+          <w:iCs w:val="0"/>
+          <w:highlight w:val="none"/>
+          <w:lang w:val="sk-SK" w:bidi="sk-SK"/>
+        </w:rPr>
+        <w:t xml:space="preserve">above a minimum threshold, set as 1800. </w:t>
+      </w:r>
+      <w:r>
+        <w:rPr>
+          <w:rStyle w:val="707"/>
+          <w:rFonts w:ascii="Times New Roman" w:hAnsi="Times New Roman" w:eastAsia="Times New Roman" w:cs="Times New Roman"/>
+          <w:bCs w:val="0"/>
+          <w:i w:val="0"/>
+          <w:highlight w:val="none"/>
+          <w:lang w:val="sk-SK" w:bidi="sk-SK"/>
+        </w:rPr>
+      </w:r>
+      <w:r>
+        <w:rPr>
+          <w:rStyle w:val="707"/>
+          <w:rFonts w:ascii="Times New Roman" w:hAnsi="Times New Roman" w:eastAsia="Times New Roman" w:cs="Times New Roman"/>
+          <w:bCs w:val="0"/>
+          <w:i w:val="0"/>
+          <w:highlight w:val="none"/>
+          <w:lang w:val="sk-SK" w:bidi="sk-SK"/>
+        </w:rPr>
+        <w:t xml:space="preserve">If no new anchor is chosen, a new batch is loaded until an anchor is successfully selected. This filters out inaccurate starting points. </w:t>
+      </w:r>
+      <w:r>
+        <w:rPr>
+          <w:rStyle w:val="707"/>
+          <w:rFonts w:ascii="Cambria Math" w:hAnsi="Cambria Math" w:eastAsia="Cambria Math" w:cs="Cambria Math"/>
+          <w:highlight w:val="none"/>
+          <w:lang w:val="sk-SK" w:bidi="sk-SK"/>
+        </w:rPr>
+      </w:r>
+      <w:r>
+        <w:rPr>
+          <w:rStyle w:val="707"/>
+          <w:rFonts w:ascii="Cambria Math" w:hAnsi="Cambria Math" w:eastAsia="Cambria Math" w:cs="Cambria Math"/>
+          <w:highlight w:val="none"/>
+          <w:lang w:val="sk-SK" w:bidi="sk-SK"/>
+        </w:rPr>
+      </w:r>
+      <w:r>
+        <w:rPr>
+          <w:rStyle w:val="707"/>
+          <w:rFonts w:ascii="Times New Roman" w:hAnsi="Times New Roman" w:eastAsia="Times New Roman" w:cs="Times New Roman"/>
+          <w:i w:val="0"/>
+          <w:iCs w:val="0"/>
+          <w:highlight w:val="none"/>
+          <w:lang w:val="sk-SK" w:bidi="sk-SK"/>
+        </w:rPr>
+        <w:t xml:space="preserve">The score is calculated in the following way:</w:t>
+      </w:r>
+      <w:r/>
+      <w:r/>
+      <w:r>
+        <w:rPr>
+          <w:rStyle w:val="707"/>
+          <w:rFonts w:ascii="Cambria Math" w:hAnsi="Cambria Math" w:eastAsia="Cambria Math" w:cs="Cambria Math"/>
+          <w:highlight w:val="none"/>
+          <w:lang w:val="sk-SK" w:bidi="sk-SK"/>
+        </w:rPr>
+      </w:r>
+      <w:r>
+        <w:rPr>
+          <w:rStyle w:val="707"/>
+          <w:rFonts w:ascii="Times New Roman" w:hAnsi="Times New Roman" w:eastAsia="Times New Roman" w:cs="Times New Roman"/>
+          <w:bCs w:val="0"/>
+          <w:i w:val="0"/>
+          <w:highlight w:val="none"/>
+          <w:lang w:val="sk-SK" w:bidi="sk-SK"/>
+        </w:rPr>
+      </w:r>
+      <w:r>
+        <w:rPr>
+          <w:rStyle w:val="707"/>
+          <w:rFonts w:ascii="Times New Roman" w:hAnsi="Times New Roman" w:eastAsia="Times New Roman" w:cs="Times New Roman"/>
+          <w:bCs w:val="0"/>
+          <w:i w:val="0"/>
+          <w:highlight w:val="none"/>
+          <w:lang w:val="sk-SK" w:bidi="sk-SK"/>
+        </w:rPr>
+      </w:r>
+      <w:r>
+        <w:rPr>
+          <w:rStyle w:val="707"/>
+          <w:rFonts w:ascii="Times New Roman" w:hAnsi="Times New Roman" w:eastAsia="Times New Roman" w:cs="Times New Roman"/>
+          <w:bCs w:val="0"/>
+          <w:i w:val="0"/>
+          <w:highlight w:val="none"/>
+          <w:lang w:val="sk-SK" w:bidi="sk-SK"/>
+        </w:rPr>
+      </w:r>
+      <w:r>
+        <w:rPr>
+          <w:rStyle w:val="707"/>
+          <w:rFonts w:ascii="Cambria Math" w:hAnsi="Cambria Math" w:eastAsia="Cambria Math" w:cs="Cambria Math"/>
+          <w:highlight w:val="none"/>
+          <w:lang w:val="sk-SK" w:bidi="sk-SK"/>
+        </w:rPr>
+      </w:r>
+    </w:p>
+    <w:p>
+      <w:pPr>
+        <w:pBdr/>
+        <w:spacing/>
+        <w:ind w:firstLine="0" w:left="708"/>
+        <w:jc w:val="center"/>
+        <w:rPr>
+          <w:rStyle w:val="707"/>
+          <w:rFonts w:ascii="Times New Roman" w:hAnsi="Times New Roman" w:eastAsia="Times New Roman" w:cs="Times New Roman"/>
+          <w:bCs w:val="0"/>
+          <w:i w:val="0"/>
+          <w:highlight w:val="none"/>
+          <w:lang w:val="sk-SK" w:bidi="sk-SK"/>
+        </w:rPr>
+      </w:pPr>
+      <w:r>
+        <w:rPr>
+          <w:rStyle w:val="707"/>
+          <w:rFonts w:ascii="Times New Roman" w:hAnsi="Times New Roman" w:eastAsia="Times New Roman" w:cs="Times New Roman"/>
+          <w:i w:val="0"/>
+          <w:iCs w:val="0"/>
+          <w:highlight w:val="none"/>
+          <w:lang w:val="sk-SK" w:bidi="sk-SK"/>
+        </w:rPr>
+      </w:r>
+      <m:oMath>
+        <m:r>
+          <w:rPr>
+            <w:rStyle w:val="707"/>
+            <w:rFonts w:hint="default" w:ascii="Cambria Math" w:hAnsi="Cambria Math" w:eastAsia="Cambria Math" w:cs="Cambria Math"/>
+            <w:highlight w:val="none"/>
+            <w:lang w:val="sk-SK" w:bidi="sk-SK"/>
+          </w:rPr>
+          <m:rPr>
+            <m:sty m:val="i"/>
+          </m:rPr>
+          <m:t>score= α * confidence  - β * accuracy</m:t>
+        </m:r>
+      </m:oMath>
+      <w:r>
+        <w:rPr>
+          <w:rStyle w:val="707"/>
+          <w:rFonts w:ascii="Times New Roman" w:hAnsi="Times New Roman" w:eastAsia="Times New Roman" w:cs="Times New Roman"/>
+          <w:bCs w:val="0"/>
+          <w:i w:val="0"/>
+          <w:highlight w:val="none"/>
+          <w:lang w:val="sk-SK" w:bidi="sk-SK"/>
+        </w:rPr>
+        <w:t xml:space="preserve"> </w:t>
+      </w:r>
+      <w:r>
+        <w:rPr>
+          <w:rStyle w:val="707"/>
+          <w:rFonts w:ascii="Times New Roman" w:hAnsi="Times New Roman" w:eastAsia="Times New Roman" w:cs="Times New Roman"/>
+          <w:bCs w:val="0"/>
+          <w:i w:val="0"/>
+          <w:highlight w:val="none"/>
+          <w:lang w:val="sk-SK" w:bidi="sk-SK"/>
+        </w:rPr>
+      </w:r>
+    </w:p>
+    <w:p>
+      <w:pPr>
+        <w:pBdr/>
+        <w:spacing/>
+        <w:ind/>
+        <w:jc w:val="center"/>
+        <w:rPr>
+          <w:rStyle w:val="707"/>
+          <w:rFonts w:ascii="Times New Roman" w:hAnsi="Times New Roman" w:eastAsia="Times New Roman" w:cs="Times New Roman"/>
+          <w:bCs w:val="0"/>
+          <w:i w:val="0"/>
+          <w:highlight w:val="none"/>
+          <w:lang w:val="sk-SK" w:bidi="sk-SK"/>
+        </w:rPr>
+      </w:pPr>
+      <w:r>
+        <w:rPr>
+          <w:rStyle w:val="707"/>
+          <w:rFonts w:ascii="Times New Roman" w:hAnsi="Times New Roman" w:eastAsia="Times New Roman" w:cs="Times New Roman"/>
+          <w:bCs w:val="0"/>
+          <w:i w:val="0"/>
+          <w:highlight w:val="none"/>
+          <w:lang w:val="sk-SK" w:bidi="sk-SK"/>
+        </w:rPr>
+        <w:t xml:space="preserve">where</w:t>
+      </w:r>
+      <w:r>
+        <w:rPr>
+          <w:rStyle w:val="707"/>
+          <w:rFonts w:ascii="Times New Roman" w:hAnsi="Times New Roman" w:eastAsia="Times New Roman" w:cs="Times New Roman"/>
+          <w:bCs w:val="0"/>
+          <w:i w:val="0"/>
+          <w:highlight w:val="none"/>
+          <w:lang w:val="sk-SK" w:bidi="sk-SK"/>
+        </w:rPr>
+        <w:t xml:space="preserve"> </w:t>
+      </w:r>
+      <w:r/>
+      <w:r>
+        <w:rPr>
+          <w:rStyle w:val="707"/>
+          <w:rFonts w:ascii="Times New Roman" w:hAnsi="Times New Roman" w:eastAsia="Times New Roman" w:cs="Times New Roman"/>
+          <w:bCs w:val="0"/>
+          <w:i w:val="0"/>
+          <w:highlight w:val="none"/>
+          <w:lang w:val="sk-SK" w:bidi="sk-SK"/>
+        </w:rPr>
+      </w:r>
+      <w:r>
+        <w:rPr>
+          <w:rStyle w:val="707"/>
+          <w:rFonts w:ascii="Times New Roman" w:hAnsi="Times New Roman" w:eastAsia="Times New Roman" w:cs="Times New Roman"/>
+          <w:bCs w:val="0"/>
+          <w:i w:val="0"/>
+          <w:highlight w:val="none"/>
+          <w:lang w:val="sk-SK" w:bidi="sk-SK"/>
+        </w:rPr>
+      </w:r>
+      <w:r>
+        <w:rPr>
+          <w:rStyle w:val="707"/>
+          <w:rFonts w:ascii="Times New Roman" w:hAnsi="Times New Roman" w:eastAsia="Times New Roman" w:cs="Times New Roman"/>
+          <w:bCs w:val="0"/>
+          <w:i w:val="0"/>
+          <w:highlight w:val="none"/>
+          <w:lang w:val="sk-SK" w:bidi="sk-SK"/>
+        </w:rPr>
+      </w:r>
+      <m:oMath>
+        <m:r>
+          <w:rPr>
+            <w:rStyle w:val="707"/>
+            <w:rFonts w:hint="default" w:ascii="Cambria Math" w:hAnsi="Cambria Math" w:eastAsia="Cambria Math" w:cs="Cambria Math"/>
+            <w:highlight w:val="none"/>
+            <w:lang w:val="sk-SK" w:bidi="sk-SK"/>
+          </w:rPr>
+          <m:rPr>
+            <m:sty m:val="i"/>
+          </m:rPr>
+          <m:t>α = 1000, β = 1</m:t>
+        </m:r>
+      </m:oMath>
+      <w:r>
+        <w:rPr>
+          <w:rStyle w:val="707"/>
+          <w:rFonts w:ascii="Times New Roman" w:hAnsi="Times New Roman" w:eastAsia="Times New Roman" w:cs="Times New Roman"/>
+          <w:bCs w:val="0"/>
+          <w:i w:val="0"/>
+          <w:highlight w:val="none"/>
+          <w:lang w:val="sk-SK" w:bidi="sk-SK"/>
+        </w:rPr>
+      </w:r>
+      <w:r>
+        <w:rPr>
+          <w:rStyle w:val="707"/>
+          <w:rFonts w:ascii="Cambria Math" w:hAnsi="Cambria Math" w:eastAsia="Cambria Math" w:cs="Cambria Math"/>
+          <w:highlight w:val="none"/>
+          <w:lang w:val="sk-SK" w:bidi="sk-SK"/>
+        </w:rPr>
+      </w:r>
+      <w:r>
+        <w:rPr>
+          <w:rStyle w:val="707"/>
+          <w:rFonts w:ascii="Times New Roman" w:hAnsi="Times New Roman" w:eastAsia="Times New Roman" w:cs="Times New Roman"/>
+          <w:bCs w:val="0"/>
+          <w:i w:val="0"/>
+          <w:highlight w:val="none"/>
+          <w:lang w:val="sk-SK" w:bidi="sk-SK"/>
+        </w:rPr>
+      </w:r>
+    </w:p>
+    <w:p>
+      <w:pPr>
+        <w:pBdr/>
+        <w:spacing/>
+        <w:ind/>
+        <w:rPr>
+          <w:rStyle w:val="707"/>
+          <w:rFonts w:ascii="Times New Roman" w:hAnsi="Times New Roman" w:eastAsia="Times New Roman" w:cs="Times New Roman"/>
+          <w:bCs w:val="0"/>
+          <w:i w:val="0"/>
+          <w:highlight w:val="none"/>
+          <w:lang w:val="sk-SK" w:bidi="sk-SK"/>
+        </w:rPr>
+      </w:pPr>
+      <w:r/>
+      <w:r>
+        <w:rPr>
+          <w:rStyle w:val="707"/>
+          <w:rFonts w:ascii="Times New Roman" w:hAnsi="Times New Roman" w:eastAsia="Times New Roman" w:cs="Times New Roman"/>
+          <w:bCs w:val="0"/>
+          <w:i w:val="0"/>
+          <w:highlight w:val="none"/>
+          <w:lang w:val="sk-SK" w:bidi="sk-SK"/>
+        </w:rPr>
+        <w:t xml:space="preserve">After selecting an anchor, batches of pings are loaded, until a batch has a ping with a confidence level of 3. If there are more of these points in the batch, the first one is selected. This poins acts as a new anchor. Then close points within a group are merged and the most probable path between the previous anchor and the new anchor is chosen. This is done by creating a layered graph of nodes, where transitions between batches represent forward progression of time. Edges have a the movement penalty between two nodes, calculated as</w:t>
+      </w:r>
+      <w:r>
+        <w:rPr>
+          <w:rStyle w:val="707"/>
+          <w:rFonts w:ascii="Times New Roman" w:hAnsi="Times New Roman" w:eastAsia="Times New Roman" w:cs="Times New Roman"/>
+          <w:bCs w:val="0"/>
+          <w:i w:val="0"/>
+          <w:highlight w:val="none"/>
+          <w:lang w:val="sk-SK" w:bidi="sk-SK"/>
+        </w:rPr>
+      </w:r>
+    </w:p>
+    <w:p>
+      <w:pPr>
+        <w:pBdr/>
+        <w:spacing/>
+        <w:ind/>
+        <w:rPr>
+          <w:rStyle w:val="707"/>
+          <w:rFonts w:ascii="Times New Roman" w:hAnsi="Times New Roman" w:eastAsia="Times New Roman" w:cs="Times New Roman"/>
+          <w:bCs w:val="0"/>
+          <w:i w:val="0"/>
+          <w:highlight w:val="none"/>
+          <w:lang w:val="sk-SK" w:bidi="sk-SK"/>
+        </w:rPr>
+      </w:pPr>
+      <w:r>
+        <w:rPr>
+          <w:rStyle w:val="707"/>
+          <w:rFonts w:ascii="Times New Roman" w:hAnsi="Times New Roman" w:eastAsia="Times New Roman" w:cs="Times New Roman"/>
+          <w:bCs w:val="0"/>
+          <w:i w:val="0"/>
+          <w:highlight w:val="none"/>
+          <w:lang w:val="sk-SK" w:bidi="sk-SK"/>
+        </w:rPr>
+      </w:r>
+      <w:r>
+        <w:rPr>
+          <w:rStyle w:val="707"/>
+          <w:rFonts w:ascii="Times New Roman" w:hAnsi="Times New Roman" w:eastAsia="Times New Roman" w:cs="Times New Roman"/>
+          <w:bCs w:val="0"/>
+          <w:i w:val="0"/>
+          <w:highlight w:val="none"/>
+          <w:lang w:val="sk-SK" w:bidi="sk-SK"/>
+        </w:rPr>
+      </w:r>
+      <w:r>
+        <w:rPr>
+          <w:rStyle w:val="707"/>
+          <w:rFonts w:ascii="Times New Roman" w:hAnsi="Times New Roman" w:eastAsia="Times New Roman" w:cs="Times New Roman"/>
+          <w:bCs w:val="0"/>
+          <w:i w:val="0"/>
+          <w:highlight w:val="none"/>
+          <w:lang w:val="sk-SK" w:bidi="sk-SK"/>
+        </w:rPr>
+      </w:r>
+    </w:p>
+    <w:p>
+      <w:pPr>
+        <w:pBdr/>
+        <w:spacing/>
+        <w:ind/>
+        <w:rPr>
+          <w:rStyle w:val="707"/>
+          <w:rFonts w:ascii="Times New Roman" w:hAnsi="Times New Roman" w:eastAsia="Times New Roman" w:cs="Times New Roman"/>
+          <w:bCs w:val="0"/>
+          <w:i w:val="0"/>
+          <w:highlight w:val="none"/>
+          <w:lang w:val="sk-SK" w:bidi="sk-SK"/>
+        </w:rPr>
+      </w:pPr>
+      <w:r>
+        <w:rPr>
+          <w:rStyle w:val="707"/>
+          <w:rFonts w:ascii="Times New Roman" w:hAnsi="Times New Roman" w:eastAsia="Times New Roman" w:cs="Times New Roman"/>
+          <w:bCs w:val="0"/>
+          <w:i w:val="0"/>
+          <w:highlight w:val="none"/>
+          <w:lang w:val="sk-SK" w:bidi="sk-SK"/>
+        </w:rPr>
+      </w:r>
+      <w:r>
+        <w:rPr>
+          <w:rStyle w:val="707"/>
+          <w:rFonts w:ascii="Times New Roman" w:hAnsi="Times New Roman" w:eastAsia="Times New Roman" w:cs="Times New Roman"/>
+          <w:bCs w:val="0"/>
+          <w:i w:val="0"/>
+          <w:highlight w:val="none"/>
+          <w:lang w:val="sk-SK" w:bidi="sk-SK"/>
+        </w:rPr>
+      </w:r>
+      <m:oMathPara>
+        <m:oMathParaPr/>
+        <m:oMath>
+          <m:r>
+            <w:rPr>
+              <w:rStyle w:val="707"/>
+              <w:rFonts w:hint="default" w:ascii="Cambria Math" w:hAnsi="Cambria Math" w:eastAsia="Cambria Math" w:cs="Cambria Math"/>
+              <w:highlight w:val="none"/>
+              <w:lang w:val="sk-SK" w:bidi="sk-SK"/>
+            </w:rPr>
+            <m:rPr>
+              <m:sty m:val="i"/>
+            </m:rPr>
+            <m:t>edge cost = distance cost + accuracy cost + sharp turn penalty</m:t>
+          </m:r>
+        </m:oMath>
+      </m:oMathPara>
+      <w:r>
+        <w:rPr>
+          <w:rStyle w:val="707"/>
+          <w:rFonts w:ascii="Times New Roman" w:hAnsi="Times New Roman" w:eastAsia="Times New Roman" w:cs="Times New Roman"/>
+          <w:bCs w:val="0"/>
+          <w:i w:val="0"/>
+          <w:highlight w:val="none"/>
+          <w:lang w:val="sk-SK" w:bidi="sk-SK"/>
+        </w:rPr>
+      </w:r>
+      <w:r>
+        <w:rPr>
+          <w:rStyle w:val="707"/>
+          <w:rFonts w:ascii="Times New Roman" w:hAnsi="Times New Roman" w:eastAsia="Times New Roman" w:cs="Times New Roman"/>
+          <w:bCs w:val="0"/>
+          <w:i w:val="0"/>
+          <w:highlight w:val="none"/>
+          <w:lang w:val="sk-SK" w:bidi="sk-SK"/>
+        </w:rPr>
+      </w:r>
+    </w:p>
+    <w:p>
+      <w:pPr>
+        <w:pBdr/>
+        <w:spacing/>
         <w:ind/>
         <w:rPr>
           <w:rFonts w:ascii="Times New Roman" w:hAnsi="Times New Roman" w:cs="Times New Roman"/>
@@ -3127,6 +3681,64 @@
       <w:r>
         <w:rPr>
           <w:rFonts w:ascii="Times New Roman" w:hAnsi="Times New Roman" w:cs="Times New Roman"/>
+        </w:rPr>
+      </w:r>
+    </w:p>
+    <w:p>
+      <w:pPr>
+        <w:pBdr/>
+        <w:tabs>
+          <w:tab w:val="center" w:leader="none" w:pos="4680"/>
+        </w:tabs>
+        <w:spacing/>
+        <w:ind w:firstLine="0"/>
+        <w:rPr>
+          <w:rFonts w:ascii="Times New Roman" w:hAnsi="Times New Roman" w:cs="Times New Roman"/>
+          <w:highlight w:val="none"/>
+          <w:lang w:val="sk-SK"/>
+        </w:rPr>
+      </w:pPr>
+      <w:r>
+        <w:rPr>
+          <w:rFonts w:ascii="Times New Roman" w:hAnsi="Times New Roman" w:cs="Times New Roman"/>
+          <w:lang w:val="sk-SK"/>
+        </w:rPr>
+        <w:t xml:space="preserve">An edge is ommited, if the travel speed would be unrealistic or if the sharp turn would be unrealistic given a fast travel speed.</w:t>
+      </w:r>
+      <w:r>
+        <w:rPr>
+          <w:rFonts w:ascii="Times New Roman" w:hAnsi="Times New Roman" w:cs="Times New Roman"/>
+        </w:rPr>
+      </w:r>
+    </w:p>
+    <w:p>
+      <w:pPr>
+        <w:pBdr/>
+        <w:spacing/>
+        <w:ind w:firstLine="0"/>
+        <w:rPr>
+          <w:rFonts w:ascii="Times New Roman" w:hAnsi="Times New Roman" w:cs="Times New Roman"/>
+        </w:rPr>
+      </w:pPr>
+      <w:r>
+        <w:rPr>
+          <w:rFonts w:ascii="Times New Roman" w:hAnsi="Times New Roman" w:cs="Times New Roman"/>
+          <w:highlight w:val="none"/>
+          <w:lang w:val="sk-SK"/>
+        </w:rPr>
+      </w:r>
+      <w:r>
+        <w:rPr>
+          <w:rFonts w:ascii="Times New Roman" w:hAnsi="Times New Roman" w:cs="Times New Roman"/>
+          <w:highlight w:val="none"/>
+          <w:lang w:val="sk-SK"/>
+        </w:rPr>
+      </w:r>
+      <w:r>
+        <w:rPr>
+          <w:rFonts w:ascii="Times New Roman" w:hAnsi="Times New Roman" w:cs="Times New Roman"/>
+          <w:highlight w:val="none"/>
+          <w:lang w:val="sk-SK"/>
         </w:rPr>
       </w:r>
     </w:p>
